--- a/vertx_project/DocumentationVertx.docx
+++ b/vertx_project/DocumentationVertx.docx
@@ -24,79 +24,29 @@
           <w:b/>
           <w:bCs/>
         </w:rPr>
-        <w:t xml:space="preserve">What is </w:t>
-      </w:r>
-      <w:proofErr w:type="spellStart"/>
-      <w:r>
+        <w:t>What is vertx</w:t>
+      </w:r>
+    </w:p>
+    <w:p>
+      <w:pPr>
         <w:rPr>
           <w:b/>
           <w:bCs/>
         </w:rPr>
-        <w:t>vertx</w:t>
-      </w:r>
-      <w:proofErr w:type="spellEnd"/>
-    </w:p>
-    <w:p>
-      <w:pPr>
+      </w:pPr>
+      <w:r>
         <w:rPr>
           <w:b/>
           <w:bCs/>
         </w:rPr>
-      </w:pPr>
+        <w:t xml:space="preserve">2. </w:t>
+      </w:r>
       <w:r>
         <w:rPr>
           <w:b/>
           <w:bCs/>
         </w:rPr>
-        <w:t xml:space="preserve">2. </w:t>
-      </w:r>
-      <w:proofErr w:type="spellStart"/>
-      <w:r>
-        <w:rPr>
-          <w:b/>
-          <w:bCs/>
-        </w:rPr>
-        <w:t>Vertx</w:t>
-      </w:r>
-      <w:proofErr w:type="spellEnd"/>
-      <w:r>
-        <w:rPr>
-          <w:b/>
-          <w:bCs/>
-        </w:rPr>
-        <w:t xml:space="preserve"> </w:t>
-      </w:r>
-      <w:proofErr w:type="spellStart"/>
-      <w:r>
-        <w:rPr>
-          <w:b/>
-          <w:bCs/>
-        </w:rPr>
-        <w:t>Verticles</w:t>
-      </w:r>
-      <w:proofErr w:type="spellEnd"/>
-      <w:r>
-        <w:rPr>
-          <w:b/>
-          <w:bCs/>
-        </w:rPr>
-        <w:t xml:space="preserve"> - Write first </w:t>
-      </w:r>
-      <w:proofErr w:type="spellStart"/>
-      <w:r>
-        <w:rPr>
-          <w:b/>
-          <w:bCs/>
-        </w:rPr>
-        <w:t>verticle</w:t>
-      </w:r>
-      <w:proofErr w:type="spellEnd"/>
-      <w:r>
-        <w:rPr>
-          <w:b/>
-          <w:bCs/>
-        </w:rPr>
-        <w:t xml:space="preserve"> and deploy</w:t>
+        <w:t>Vertx Verticles - Write first verticle and deploy</w:t>
       </w:r>
     </w:p>
     <w:p>
@@ -258,15 +208,7 @@
     </w:p>
     <w:p>
       <w:r>
-        <w:t xml:space="preserve">We can also make sure whether the </w:t>
-      </w:r>
-      <w:proofErr w:type="spellStart"/>
-      <w:r>
-        <w:t>verticle</w:t>
-      </w:r>
-      <w:proofErr w:type="spellEnd"/>
-      <w:r>
-        <w:t xml:space="preserve"> is deployed or not</w:t>
+        <w:t>We can also make sure whether the verticle is deployed or not</w:t>
       </w:r>
     </w:p>
     <w:p>
@@ -291,60 +233,23 @@
           <w:b/>
           <w:bCs/>
         </w:rPr>
-        <w:t xml:space="preserve">Different types of </w:t>
-      </w:r>
-      <w:proofErr w:type="spellStart"/>
-      <w:r>
-        <w:rPr>
-          <w:b/>
-          <w:bCs/>
-        </w:rPr>
-        <w:t>Verticle</w:t>
-      </w:r>
-      <w:proofErr w:type="spellEnd"/>
-    </w:p>
-    <w:p>
-      <w:proofErr w:type="spellStart"/>
-      <w:r>
-        <w:t>Vertx</w:t>
-      </w:r>
-      <w:proofErr w:type="spellEnd"/>
-      <w:r>
-        <w:t xml:space="preserve"> launcher is inbuilt with </w:t>
-      </w:r>
-      <w:proofErr w:type="spellStart"/>
-      <w:r>
-        <w:t>vertx</w:t>
-      </w:r>
-      <w:proofErr w:type="spellEnd"/>
-      <w:r>
-        <w:t xml:space="preserve"> core</w:t>
-      </w:r>
-    </w:p>
-    <w:p>
-      <w:r>
-        <w:t xml:space="preserve">We will see how to launch the </w:t>
-      </w:r>
-      <w:proofErr w:type="spellStart"/>
-      <w:r>
-        <w:t>verticle</w:t>
-      </w:r>
-      <w:proofErr w:type="spellEnd"/>
-    </w:p>
-    <w:p>
-      <w:proofErr w:type="spellStart"/>
-      <w:r>
-        <w:t>BoostrapVerticle</w:t>
-      </w:r>
-      <w:proofErr w:type="spellEnd"/>
-      <w:r>
-        <w:t xml:space="preserve"> is like starting all the </w:t>
-      </w:r>
-      <w:proofErr w:type="spellStart"/>
-      <w:r>
-        <w:t>verticles</w:t>
-      </w:r>
-      <w:proofErr w:type="spellEnd"/>
+        <w:t>Different types of Verticle</w:t>
+      </w:r>
+    </w:p>
+    <w:p>
+      <w:r>
+        <w:t>Vertx launcher is inbuilt with vertx core</w:t>
+      </w:r>
+    </w:p>
+    <w:p>
+      <w:r>
+        <w:t>We will see how to launch the verticle</w:t>
+      </w:r>
+    </w:p>
+    <w:p>
+      <w:r>
+        <w:t>BoostrapVerticle is like starting all the verticles</w:t>
+      </w:r>
     </w:p>
     <w:p>
       <w:r>
@@ -360,15 +265,7 @@
         </w:numPr>
       </w:pPr>
       <w:r>
-        <w:t xml:space="preserve">Full </w:t>
-      </w:r>
-      <w:proofErr w:type="spellStart"/>
-      <w:r>
-        <w:t>classname</w:t>
-      </w:r>
-      <w:proofErr w:type="spellEnd"/>
-      <w:r>
-        <w:t xml:space="preserve"> with package name</w:t>
+        <w:t>Full classname with package name</w:t>
       </w:r>
     </w:p>
     <w:p>
@@ -408,7 +305,6 @@
           <w14:ligatures w14:val="none"/>
         </w:rPr>
       </w:pPr>
-      <w:proofErr w:type="spellStart"/>
       <w:r>
         <w:rPr>
           <w:rFonts w:ascii="Courier New" w:eastAsia="Times New Roman" w:hAnsi="Courier New" w:cs="Courier New"/>
@@ -455,20 +351,7 @@
           <w:lang w:eastAsia="en-IN"/>
           <w14:ligatures w14:val="none"/>
         </w:rPr>
-        <w:t>.getName</w:t>
-      </w:r>
-      <w:proofErr w:type="spellEnd"/>
-      <w:r>
-        <w:rPr>
-          <w:rFonts w:ascii="Courier New" w:eastAsia="Times New Roman" w:hAnsi="Courier New" w:cs="Courier New"/>
-          <w:color w:val="080808"/>
-          <w:kern w:val="0"/>
-          <w:sz w:val="20"/>
-          <w:szCs w:val="20"/>
-          <w:lang w:eastAsia="en-IN"/>
-          <w14:ligatures w14:val="none"/>
-        </w:rPr>
-        <w:t>()</w:t>
+        <w:t>.getName()</w:t>
       </w:r>
     </w:p>
     <w:p>
@@ -483,41 +366,13 @@
           <w:color w:val="080808"/>
         </w:rPr>
       </w:pPr>
-      <w:proofErr w:type="spellStart"/>
       <w:r>
         <w:rPr>
           <w:i/>
           <w:iCs/>
           <w:color w:val="8C8C8C"/>
         </w:rPr>
-        <w:t>vertx.deployVerticle</w:t>
-      </w:r>
-      <w:proofErr w:type="spellEnd"/>
-      <w:r>
-        <w:rPr>
-          <w:i/>
-          <w:iCs/>
-          <w:color w:val="8C8C8C"/>
-        </w:rPr>
-        <w:t xml:space="preserve">(new </w:t>
-      </w:r>
-      <w:proofErr w:type="spellStart"/>
-      <w:r>
-        <w:rPr>
-          <w:i/>
-          <w:iCs/>
-          <w:color w:val="8C8C8C"/>
-        </w:rPr>
-        <w:t>FirstVerticle</w:t>
-      </w:r>
-      <w:proofErr w:type="spellEnd"/>
-      <w:r>
-        <w:rPr>
-          <w:i/>
-          <w:iCs/>
-          <w:color w:val="8C8C8C"/>
-        </w:rPr>
-        <w:t>());</w:t>
+        <w:t>vertx.deployVerticle(new FirstVerticle());</w:t>
       </w:r>
     </w:p>
     <w:p>
@@ -602,16 +457,8 @@
         <w:rPr>
           <w:color w:val="080808"/>
         </w:rPr>
-        <w:t xml:space="preserve">This is way the to launch different </w:t>
-      </w:r>
-      <w:proofErr w:type="spellStart"/>
-      <w:r>
-        <w:rPr>
-          <w:color w:val="080808"/>
-        </w:rPr>
-        <w:t>verticles</w:t>
-      </w:r>
-      <w:proofErr w:type="spellEnd"/>
+        <w:t>This is way the to launch different verticles</w:t>
+      </w:r>
       <w:r>
         <w:rPr>
           <w:color w:val="080808"/>
@@ -663,30 +510,8 @@
         <w:rPr>
           <w:color w:val="080808"/>
         </w:rPr>
-        <w:t xml:space="preserve">There are two types of </w:t>
-      </w:r>
-      <w:proofErr w:type="spellStart"/>
-      <w:r>
-        <w:rPr>
-          <w:color w:val="080808"/>
-        </w:rPr>
-        <w:t>verticles</w:t>
-      </w:r>
-      <w:proofErr w:type="spellEnd"/>
-      <w:r>
-        <w:rPr>
-          <w:color w:val="080808"/>
-        </w:rPr>
-        <w:t xml:space="preserve"> standard and worker </w:t>
-      </w:r>
-      <w:proofErr w:type="spellStart"/>
-      <w:r>
-        <w:rPr>
-          <w:color w:val="080808"/>
-        </w:rPr>
-        <w:t>verticles</w:t>
-      </w:r>
-      <w:proofErr w:type="spellEnd"/>
+        <w:t>There are two types of verticles standard and worker verticles</w:t>
+      </w:r>
     </w:p>
     <w:p>
       <w:pPr>
@@ -712,161 +537,123 @@
           <w:bCs/>
           <w:color w:val="080808"/>
         </w:rPr>
-        <w:t xml:space="preserve">Standard </w:t>
-      </w:r>
-      <w:proofErr w:type="spellStart"/>
-      <w:r>
+        <w:t>Standard Verticles</w:t>
+      </w:r>
+    </w:p>
+    <w:p>
+      <w:pPr>
+        <w:pStyle w:val="HTMLPreformatted"/>
+        <w:rPr>
+          <w:color w:val="080808"/>
+        </w:rPr>
+      </w:pPr>
+      <w:r>
+        <w:rPr>
+          <w:color w:val="080808"/>
+        </w:rPr>
+        <w:t xml:space="preserve">These are the most common and useful type - they are always executed using an event loop thread. </w:t>
+      </w:r>
+      <w:r>
+        <w:rPr>
+          <w:color w:val="080808"/>
+        </w:rPr>
+        <w:t xml:space="preserve"> (Kind of parallel processing)</w:t>
+      </w:r>
+    </w:p>
+    <w:p>
+      <w:pPr>
+        <w:pStyle w:val="HTMLPreformatted"/>
+        <w:rPr>
+          <w:color w:val="080808"/>
+        </w:rPr>
+      </w:pPr>
+    </w:p>
+    <w:p>
+      <w:pPr>
+        <w:pStyle w:val="HTMLPreformatted"/>
         <w:rPr>
           <w:b/>
           <w:bCs/>
           <w:color w:val="080808"/>
         </w:rPr>
-        <w:t>Verticles</w:t>
-      </w:r>
-      <w:proofErr w:type="spellEnd"/>
-    </w:p>
-    <w:p>
-      <w:pPr>
-        <w:pStyle w:val="HTMLPreformatted"/>
-        <w:rPr>
-          <w:color w:val="080808"/>
-        </w:rPr>
-      </w:pPr>
-      <w:r>
-        <w:rPr>
-          <w:color w:val="080808"/>
-        </w:rPr>
-        <w:t xml:space="preserve">These are the most common and useful type - they are always executed using an event loop thread. </w:t>
-      </w:r>
-      <w:r>
-        <w:rPr>
-          <w:color w:val="080808"/>
-        </w:rPr>
-        <w:t xml:space="preserve"> (Kind of parallel processing)</w:t>
-      </w:r>
-    </w:p>
-    <w:p>
-      <w:pPr>
-        <w:pStyle w:val="HTMLPreformatted"/>
-        <w:rPr>
-          <w:color w:val="080808"/>
-        </w:rPr>
-      </w:pPr>
-    </w:p>
-    <w:p>
-      <w:pPr>
-        <w:pStyle w:val="HTMLPreformatted"/>
+      </w:pPr>
+      <w:r>
         <w:rPr>
           <w:b/>
           <w:bCs/>
           <w:color w:val="080808"/>
         </w:rPr>
-      </w:pPr>
-      <w:r>
+        <w:t>Worker Verticles</w:t>
+      </w:r>
+    </w:p>
+    <w:p>
+      <w:pPr>
+        <w:pStyle w:val="HTMLPreformatted"/>
+        <w:rPr>
+          <w:color w:val="080808"/>
+        </w:rPr>
+      </w:pPr>
+      <w:r>
+        <w:rPr>
+          <w:color w:val="080808"/>
+        </w:rPr>
+        <w:t>These run using a thread from the worker pool. An instance is never executed concurrently by more than one thread.</w:t>
+      </w:r>
+      <w:r>
+        <w:rPr>
+          <w:color w:val="080808"/>
+        </w:rPr>
+        <w:t xml:space="preserve"> </w:t>
+      </w:r>
+      <w:r>
+        <w:rPr>
+          <w:color w:val="080808"/>
+        </w:rPr>
+        <w:t xml:space="preserve">(Kind of </w:t>
+      </w:r>
+      <w:r>
+        <w:rPr>
+          <w:color w:val="080808"/>
+        </w:rPr>
+        <w:t>sequentail</w:t>
+      </w:r>
+      <w:r>
+        <w:rPr>
+          <w:color w:val="080808"/>
+        </w:rPr>
+        <w:t xml:space="preserve"> processing)</w:t>
+      </w:r>
+    </w:p>
+    <w:p>
+      <w:pPr>
+        <w:pStyle w:val="HTMLPreformatted"/>
+        <w:rPr>
+          <w:color w:val="080808"/>
+        </w:rPr>
+      </w:pPr>
+    </w:p>
+    <w:p>
+      <w:pPr>
+        <w:pStyle w:val="HTMLPreformatted"/>
+        <w:shd w:val="clear" w:color="auto" w:fill="FFFFFF"/>
+        <w:rPr>
+          <w:color w:val="080808"/>
+        </w:rPr>
+      </w:pPr>
+    </w:p>
+    <w:p>
+      <w:pPr>
         <w:rPr>
           <w:b/>
           <w:bCs/>
-          <w:color w:val="080808"/>
-        </w:rPr>
-        <w:t xml:space="preserve">Worker </w:t>
-      </w:r>
-      <w:proofErr w:type="spellStart"/>
+        </w:rPr>
+      </w:pPr>
       <w:r>
         <w:rPr>
           <w:b/>
           <w:bCs/>
-          <w:color w:val="080808"/>
-        </w:rPr>
-        <w:t>Verticles</w:t>
-      </w:r>
-      <w:proofErr w:type="spellEnd"/>
-    </w:p>
-    <w:p>
-      <w:pPr>
-        <w:pStyle w:val="HTMLPreformatted"/>
-        <w:rPr>
-          <w:color w:val="080808"/>
-        </w:rPr>
-      </w:pPr>
-      <w:r>
-        <w:rPr>
-          <w:color w:val="080808"/>
-        </w:rPr>
-        <w:t>These run using a thread from the worker pool. An instance is never executed concurrently by more than one thread.</w:t>
-      </w:r>
-      <w:r>
-        <w:rPr>
-          <w:color w:val="080808"/>
-        </w:rPr>
-        <w:t xml:space="preserve"> </w:t>
-      </w:r>
-      <w:r>
-        <w:rPr>
-          <w:color w:val="080808"/>
-        </w:rPr>
-        <w:t xml:space="preserve">(Kind of </w:t>
-      </w:r>
-      <w:proofErr w:type="spellStart"/>
-      <w:r>
-        <w:rPr>
-          <w:color w:val="080808"/>
-        </w:rPr>
-        <w:t>sequentail</w:t>
-      </w:r>
-      <w:proofErr w:type="spellEnd"/>
-      <w:r>
-        <w:rPr>
-          <w:color w:val="080808"/>
-        </w:rPr>
-        <w:t xml:space="preserve"> processing)</w:t>
-      </w:r>
-    </w:p>
-    <w:p>
-      <w:pPr>
-        <w:pStyle w:val="HTMLPreformatted"/>
-        <w:rPr>
-          <w:color w:val="080808"/>
-        </w:rPr>
-      </w:pPr>
-    </w:p>
-    <w:p>
-      <w:pPr>
-        <w:pStyle w:val="HTMLPreformatted"/>
-        <w:shd w:val="clear" w:color="auto" w:fill="FFFFFF"/>
-        <w:rPr>
-          <w:color w:val="080808"/>
-        </w:rPr>
-      </w:pPr>
-    </w:p>
-    <w:p>
-      <w:pPr>
-        <w:rPr>
-          <w:b/>
-          <w:bCs/>
-        </w:rPr>
-      </w:pPr>
-      <w:r>
-        <w:rPr>
-          <w:b/>
-          <w:bCs/>
-        </w:rPr>
-        <w:t xml:space="preserve">4. </w:t>
-      </w:r>
-      <w:proofErr w:type="spellStart"/>
-      <w:r>
-        <w:rPr>
-          <w:b/>
-          <w:bCs/>
-        </w:rPr>
-        <w:t>Vertx</w:t>
-      </w:r>
-      <w:proofErr w:type="spellEnd"/>
-      <w:r>
-        <w:rPr>
-          <w:b/>
-          <w:bCs/>
-        </w:rPr>
-        <w:t xml:space="preserve"> Config Retriever</w:t>
+        </w:rPr>
+        <w:t>4. Vertx Config Retriever</w:t>
       </w:r>
     </w:p>
     <w:p>
@@ -889,60 +676,12 @@
     </w:p>
     <w:p>
       <w:r>
-        <w:t xml:space="preserve">  &lt;</w:t>
-      </w:r>
-      <w:proofErr w:type="spellStart"/>
-      <w:r>
-        <w:t>groupId</w:t>
-      </w:r>
-      <w:proofErr w:type="spellEnd"/>
-      <w:r>
-        <w:t>&gt;</w:t>
-      </w:r>
-      <w:proofErr w:type="spellStart"/>
-      <w:r>
-        <w:t>io.vertx</w:t>
-      </w:r>
-      <w:proofErr w:type="spellEnd"/>
-      <w:r>
-        <w:t>&lt;/</w:t>
-      </w:r>
-      <w:proofErr w:type="spellStart"/>
-      <w:r>
-        <w:t>groupId</w:t>
-      </w:r>
-      <w:proofErr w:type="spellEnd"/>
-      <w:r>
-        <w:t>&gt;</w:t>
-      </w:r>
-    </w:p>
-    <w:p>
-      <w:r>
-        <w:t xml:space="preserve">  &lt;</w:t>
-      </w:r>
-      <w:proofErr w:type="spellStart"/>
-      <w:r>
-        <w:t>artifactId</w:t>
-      </w:r>
-      <w:proofErr w:type="spellEnd"/>
-      <w:r>
-        <w:t>&gt;</w:t>
-      </w:r>
-      <w:proofErr w:type="spellStart"/>
-      <w:r>
-        <w:t>vertx</w:t>
-      </w:r>
-      <w:proofErr w:type="spellEnd"/>
-      <w:r>
-        <w:t>-config&lt;/</w:t>
-      </w:r>
-      <w:proofErr w:type="spellStart"/>
-      <w:r>
-        <w:t>artifactId</w:t>
-      </w:r>
-      <w:proofErr w:type="spellEnd"/>
-      <w:r>
-        <w:t>&gt;</w:t>
+        <w:t xml:space="preserve">  &lt;groupId&gt;io.vertx&lt;/groupId&gt;</w:t>
+      </w:r>
+    </w:p>
+    <w:p>
+      <w:r>
+        <w:t xml:space="preserve">  &lt;artifactId&gt;vertx-config&lt;/artifactId&gt;</w:t>
       </w:r>
     </w:p>
     <w:p>
@@ -958,26 +697,10 @@
     <w:p/>
     <w:p>
       <w:r>
-        <w:t xml:space="preserve">Its like reading the configuration details from the </w:t>
-      </w:r>
-      <w:proofErr w:type="spellStart"/>
-      <w:r>
-        <w:t>json</w:t>
-      </w:r>
-      <w:proofErr w:type="spellEnd"/>
-      <w:r>
-        <w:t xml:space="preserve"> </w:t>
-      </w:r>
-      <w:r>
-        <w:t xml:space="preserve">or </w:t>
-      </w:r>
-      <w:proofErr w:type="spellStart"/>
-      <w:r>
-        <w:t>hocon</w:t>
-      </w:r>
-      <w:proofErr w:type="spellEnd"/>
-      <w:r>
-        <w:t xml:space="preserve"> file</w:t>
+        <w:t xml:space="preserve">Its like reading the configuration details from the json </w:t>
+      </w:r>
+      <w:r>
+        <w:t>or hocon file</w:t>
       </w:r>
     </w:p>
     <w:p>
@@ -1136,25 +859,16 @@
       <w:r>
         <w:t xml:space="preserve">5. </w:t>
       </w:r>
-      <w:proofErr w:type="spellStart"/>
       <w:r>
         <w:rPr>
           <w:b/>
           <w:bCs/>
         </w:rPr>
-        <w:t>Vertx</w:t>
-      </w:r>
-      <w:proofErr w:type="spellEnd"/>
-      <w:r>
-        <w:rPr>
-          <w:b/>
-          <w:bCs/>
-        </w:rPr>
-        <w:t xml:space="preserve"> Deployment options</w:t>
-      </w:r>
-    </w:p>
-    <w:p>
-      <w:hyperlink r:id="rId15" w:history="1">
+        <w:t>Vertx Deployment options</w:t>
+      </w:r>
+    </w:p>
+    <w:p>
+      <w:hyperlink r:id="rId15" w:anchor="_deploying_verticles_programmatically" w:history="1">
         <w:r>
           <w:rPr>
             <w:rStyle w:val="Hyperlink"/>
@@ -1168,24 +882,14 @@
     </w:p>
     <w:p>
       <w:r>
-        <w:t xml:space="preserve">Launcher -&gt; launching bootstrap </w:t>
-      </w:r>
-      <w:proofErr w:type="spellStart"/>
-      <w:r>
-        <w:t>verticles</w:t>
-      </w:r>
-      <w:proofErr w:type="spellEnd"/>
-      <w:r>
-        <w:t xml:space="preserve"> -&gt;  two </w:t>
-      </w:r>
-      <w:proofErr w:type="spellStart"/>
-      <w:r>
-        <w:t>verticles</w:t>
-      </w:r>
-      <w:proofErr w:type="spellEnd"/>
-    </w:p>
-    <w:p>
-      <w:r>
+        <w:t>Launcher -&gt; launching bootstrap verticles -&gt;  two verticles</w:t>
+      </w:r>
+    </w:p>
+    <w:p>
+      <w:r>
+        <w:rPr>
+          <w:noProof/>
+        </w:rPr>
         <w:drawing>
           <wp:inline distT="0" distB="0" distL="0" distR="0" wp14:anchorId="04B40A23" wp14:editId="62E7C162">
             <wp:extent cx="5731510" cy="2957830"/>
@@ -1225,15 +929,7 @@
     </w:p>
     <w:p>
       <w:r>
-        <w:t xml:space="preserve">Giving different deployment option like how many instance we can run </w:t>
-      </w:r>
-      <w:proofErr w:type="spellStart"/>
-      <w:r>
-        <w:t>n</w:t>
-      </w:r>
-      <w:proofErr w:type="spellEnd"/>
-      <w:r>
-        <w:t xml:space="preserve"> all</w:t>
+        <w:t>Giving different deployment option like how many instance we can run n all</w:t>
       </w:r>
     </w:p>
     <w:p>
@@ -1248,41 +944,186 @@
           <w:b/>
           <w:bCs/>
         </w:rPr>
-        <w:t xml:space="preserve">6. </w:t>
-      </w:r>
-      <w:proofErr w:type="spellStart"/>
-      <w:r>
-        <w:rPr>
-          <w:b/>
-          <w:bCs/>
-        </w:rPr>
-        <w:t>Vertx</w:t>
-      </w:r>
-      <w:proofErr w:type="spellEnd"/>
-      <w:r>
-        <w:rPr>
-          <w:b/>
-          <w:bCs/>
-        </w:rPr>
-        <w:t xml:space="preserve"> </w:t>
-      </w:r>
-      <w:proofErr w:type="spellStart"/>
-      <w:r>
-        <w:rPr>
-          <w:b/>
-          <w:bCs/>
-        </w:rPr>
-        <w:t>EventBus</w:t>
-      </w:r>
-      <w:proofErr w:type="spellEnd"/>
-    </w:p>
-    <w:p>
-      <w:hyperlink r:id="rId17" w:history="1">
+        <w:t>6. Vertx EventBus</w:t>
+      </w:r>
+    </w:p>
+    <w:p>
+      <w:hyperlink r:id="rId17" w:anchor="event_bus" w:history="1">
         <w:r>
           <w:rPr>
             <w:rStyle w:val="Hyperlink"/>
           </w:rPr>
           <w:t>https://vertx.io/docs/vertx-core/java/#event_bus</w:t>
+        </w:r>
+      </w:hyperlink>
+      <w:r>
+        <w:t xml:space="preserve"> </w:t>
+      </w:r>
+    </w:p>
+    <w:p>
+      <w:r>
+        <w:t>Event bus is main nervous system of vertx</w:t>
+      </w:r>
+    </w:p>
+    <w:p>
+      <w:r>
+        <w:t xml:space="preserve">Like one verticle </w:t>
+      </w:r>
+      <w:r>
+        <w:t>will become like producer and other will become like consumer</w:t>
+      </w:r>
+    </w:p>
+    <w:p>
+      <w:r>
+        <w:lastRenderedPageBreak/>
+        <w:drawing>
+          <wp:inline distT="0" distB="0" distL="0" distR="0" wp14:anchorId="4A6DDEB6" wp14:editId="7405D04B">
+            <wp:extent cx="2825895" cy="997001"/>
+            <wp:effectExtent l="0" t="0" r="0" b="0"/>
+            <wp:docPr id="349179340" name="Picture 1"/>
+            <wp:cNvGraphicFramePr>
+              <a:graphicFrameLocks xmlns:a="http://schemas.openxmlformats.org/drawingml/2006/main" noChangeAspect="1"/>
+            </wp:cNvGraphicFramePr>
+            <a:graphic xmlns:a="http://schemas.openxmlformats.org/drawingml/2006/main">
+              <a:graphicData uri="http://schemas.openxmlformats.org/drawingml/2006/picture">
+                <pic:pic xmlns:pic="http://schemas.openxmlformats.org/drawingml/2006/picture">
+                  <pic:nvPicPr>
+                    <pic:cNvPr id="349179340" name=""/>
+                    <pic:cNvPicPr/>
+                  </pic:nvPicPr>
+                  <pic:blipFill>
+                    <a:blip r:embed="rId18"/>
+                    <a:stretch>
+                      <a:fillRect/>
+                    </a:stretch>
+                  </pic:blipFill>
+                  <pic:spPr>
+                    <a:xfrm>
+                      <a:off x="0" y="0"/>
+                      <a:ext cx="2825895" cy="997001"/>
+                    </a:xfrm>
+                    <a:prstGeom prst="rect">
+                      <a:avLst/>
+                    </a:prstGeom>
+                  </pic:spPr>
+                </pic:pic>
+              </a:graphicData>
+            </a:graphic>
+          </wp:inline>
+        </w:drawing>
+      </w:r>
+    </w:p>
+    <w:p>
+      <w:r>
+        <w:t>Will try to simulate the producer consumer concept</w:t>
+      </w:r>
+    </w:p>
+    <w:p>
+      <w:r>
+        <w:t>BoostrapEventBusVerticle</w:t>
+      </w:r>
+      <w:r>
+        <w:t>.java  try to get configuration and deploymentOptions as pervious</w:t>
+      </w:r>
+    </w:p>
+    <w:p>
+      <w:r>
+        <w:t>With instance: 1</w:t>
+      </w:r>
+    </w:p>
+    <w:p>
+      <w:r>
+        <w:drawing>
+          <wp:inline distT="0" distB="0" distL="0" distR="0" wp14:anchorId="7741D5CA" wp14:editId="33B39248">
+            <wp:extent cx="5702593" cy="3283119"/>
+            <wp:effectExtent l="0" t="0" r="0" b="0"/>
+            <wp:docPr id="817811397" name="Picture 1"/>
+            <wp:cNvGraphicFramePr>
+              <a:graphicFrameLocks xmlns:a="http://schemas.openxmlformats.org/drawingml/2006/main" noChangeAspect="1"/>
+            </wp:cNvGraphicFramePr>
+            <a:graphic xmlns:a="http://schemas.openxmlformats.org/drawingml/2006/main">
+              <a:graphicData uri="http://schemas.openxmlformats.org/drawingml/2006/picture">
+                <pic:pic xmlns:pic="http://schemas.openxmlformats.org/drawingml/2006/picture">
+                  <pic:nvPicPr>
+                    <pic:cNvPr id="817811397" name=""/>
+                    <pic:cNvPicPr/>
+                  </pic:nvPicPr>
+                  <pic:blipFill>
+                    <a:blip r:embed="rId19"/>
+                    <a:stretch>
+                      <a:fillRect/>
+                    </a:stretch>
+                  </pic:blipFill>
+                  <pic:spPr>
+                    <a:xfrm>
+                      <a:off x="0" y="0"/>
+                      <a:ext cx="5702593" cy="3283119"/>
+                    </a:xfrm>
+                    <a:prstGeom prst="rect">
+                      <a:avLst/>
+                    </a:prstGeom>
+                  </pic:spPr>
+                </pic:pic>
+              </a:graphicData>
+            </a:graphic>
+          </wp:inline>
+        </w:drawing>
+      </w:r>
+    </w:p>
+    <w:p>
+      <w:r>
+        <w:drawing>
+          <wp:inline distT="0" distB="0" distL="0" distR="0" wp14:anchorId="1B302048" wp14:editId="0669D357">
+            <wp:extent cx="5731510" cy="2863215"/>
+            <wp:effectExtent l="0" t="0" r="2540" b="0"/>
+            <wp:docPr id="1526484332" name="Picture 1"/>
+            <wp:cNvGraphicFramePr>
+              <a:graphicFrameLocks xmlns:a="http://schemas.openxmlformats.org/drawingml/2006/main" noChangeAspect="1"/>
+            </wp:cNvGraphicFramePr>
+            <a:graphic xmlns:a="http://schemas.openxmlformats.org/drawingml/2006/main">
+              <a:graphicData uri="http://schemas.openxmlformats.org/drawingml/2006/picture">
+                <pic:pic xmlns:pic="http://schemas.openxmlformats.org/drawingml/2006/picture">
+                  <pic:nvPicPr>
+                    <pic:cNvPr id="1526484332" name=""/>
+                    <pic:cNvPicPr/>
+                  </pic:nvPicPr>
+                  <pic:blipFill>
+                    <a:blip r:embed="rId20"/>
+                    <a:stretch>
+                      <a:fillRect/>
+                    </a:stretch>
+                  </pic:blipFill>
+                  <pic:spPr>
+                    <a:xfrm>
+                      <a:off x="0" y="0"/>
+                      <a:ext cx="5731510" cy="2863215"/>
+                    </a:xfrm>
+                    <a:prstGeom prst="rect">
+                      <a:avLst/>
+                    </a:prstGeom>
+                  </pic:spPr>
+                </pic:pic>
+              </a:graphicData>
+            </a:graphic>
+          </wp:inline>
+        </w:drawing>
+      </w:r>
+    </w:p>
+    <w:p/>
+    <w:p/>
+    <w:p/>
+    <w:p/>
+    <w:p/>
+    <w:p>
+      <w:r>
+        <w:t xml:space="preserve">More ref : </w:t>
+      </w:r>
+      <w:hyperlink r:id="rId21" w:history="1">
+        <w:r>
+          <w:rPr>
+            <w:rStyle w:val="Hyperlink"/>
+          </w:rPr>
+          <w:t>https://youtu.be/yuXYiSqD9rM</w:t>
         </w:r>
       </w:hyperlink>
       <w:r>
@@ -2029,7 +1870,6 @@
   <w:style w:type="character" w:default="1" w:styleId="DefaultParagraphFont">
     <w:name w:val="Default Paragraph Font"/>
     <w:uiPriority w:val="1"/>
-    <w:semiHidden/>
     <w:unhideWhenUsed/>
   </w:style>
   <w:style w:type="table" w:default="1" w:styleId="TableNormal">

--- a/vertx_project/DocumentationVertx.docx
+++ b/vertx_project/DocumentationVertx.docx
@@ -975,6 +975,9 @@
     </w:p>
     <w:p>
       <w:r>
+        <w:rPr>
+          <w:noProof/>
+        </w:rPr>
         <w:lastRenderedPageBreak/>
         <w:drawing>
           <wp:inline distT="0" distB="0" distL="0" distR="0" wp14:anchorId="4A6DDEB6" wp14:editId="7405D04B">
@@ -1033,6 +1036,9 @@
     </w:p>
     <w:p>
       <w:r>
+        <w:rPr>
+          <w:noProof/>
+        </w:rPr>
         <w:drawing>
           <wp:inline distT="0" distB="0" distL="0" distR="0" wp14:anchorId="7741D5CA" wp14:editId="33B39248">
             <wp:extent cx="5702593" cy="3283119"/>
@@ -1072,6 +1078,9 @@
     </w:p>
     <w:p>
       <w:r>
+        <w:rPr>
+          <w:noProof/>
+        </w:rPr>
         <w:drawing>
           <wp:inline distT="0" distB="0" distL="0" distR="0" wp14:anchorId="1B302048" wp14:editId="0669D357">
             <wp:extent cx="5731510" cy="2863215"/>
@@ -1111,14 +1120,766 @@
     </w:p>
     <w:p/>
     <w:p/>
+    <w:p>
+      <w:pPr>
+        <w:rPr>
+          <w:b/>
+          <w:bCs/>
+        </w:rPr>
+      </w:pPr>
+      <w:r>
+        <w:lastRenderedPageBreak/>
+        <w:t xml:space="preserve">7. </w:t>
+      </w:r>
+      <w:r>
+        <w:rPr>
+          <w:b/>
+          <w:bCs/>
+        </w:rPr>
+        <w:t>Vertx Periodic and delayed actions (Schedule Jobs, Batch Jobs)</w:t>
+      </w:r>
+    </w:p>
+    <w:p>
+      <w:r>
+        <w:t>Maintaining the timers for the same</w:t>
+      </w:r>
+    </w:p>
+    <w:p>
+      <w:r>
+        <w:t>And we can do repeative printing</w:t>
+      </w:r>
+    </w:p>
+    <w:p>
+      <w:r>
+        <w:t>Maintain the same bootstrap file for deployment of verticles</w:t>
+      </w:r>
+    </w:p>
+    <w:p>
+      <w:r>
+        <w:rPr>
+          <w:noProof/>
+        </w:rPr>
+        <w:drawing>
+          <wp:inline distT="0" distB="0" distL="0" distR="0" wp14:anchorId="4CF641D1" wp14:editId="1E47C8B1">
+            <wp:extent cx="5264421" cy="3448227"/>
+            <wp:effectExtent l="0" t="0" r="0" b="0"/>
+            <wp:docPr id="2110750187" name="Picture 1"/>
+            <wp:cNvGraphicFramePr>
+              <a:graphicFrameLocks xmlns:a="http://schemas.openxmlformats.org/drawingml/2006/main" noChangeAspect="1"/>
+            </wp:cNvGraphicFramePr>
+            <a:graphic xmlns:a="http://schemas.openxmlformats.org/drawingml/2006/main">
+              <a:graphicData uri="http://schemas.openxmlformats.org/drawingml/2006/picture">
+                <pic:pic xmlns:pic="http://schemas.openxmlformats.org/drawingml/2006/picture">
+                  <pic:nvPicPr>
+                    <pic:cNvPr id="2110750187" name=""/>
+                    <pic:cNvPicPr/>
+                  </pic:nvPicPr>
+                  <pic:blipFill>
+                    <a:blip r:embed="rId21"/>
+                    <a:stretch>
+                      <a:fillRect/>
+                    </a:stretch>
+                  </pic:blipFill>
+                  <pic:spPr>
+                    <a:xfrm>
+                      <a:off x="0" y="0"/>
+                      <a:ext cx="5264421" cy="3448227"/>
+                    </a:xfrm>
+                    <a:prstGeom prst="rect">
+                      <a:avLst/>
+                    </a:prstGeom>
+                  </pic:spPr>
+                </pic:pic>
+              </a:graphicData>
+            </a:graphic>
+          </wp:inline>
+        </w:drawing>
+      </w:r>
+    </w:p>
+    <w:p>
+      <w:pPr>
+        <w:rPr>
+          <w:b/>
+          <w:bCs/>
+        </w:rPr>
+      </w:pPr>
+      <w:r>
+        <w:t xml:space="preserve">8. </w:t>
+      </w:r>
+      <w:r>
+        <w:rPr>
+          <w:b/>
+          <w:bCs/>
+        </w:rPr>
+        <w:t>Web Services with Vertx</w:t>
+      </w:r>
+    </w:p>
+    <w:p>
+      <w:r>
+        <w:t>https://vertx.io/docs/vertx-web/java/</w:t>
+      </w:r>
+    </w:p>
+    <w:p>
+      <w:r>
+        <w:t>&lt;dependency&gt;</w:t>
+      </w:r>
+      <w:r>
+        <w:br/>
+        <w:t xml:space="preserve">  &lt;groupId&gt;io.vertx&lt;/groupId&gt;</w:t>
+      </w:r>
+      <w:r>
+        <w:br/>
+        <w:t xml:space="preserve">  &lt;artifactId&gt;vertx-web&lt;/artifactId&gt;</w:t>
+      </w:r>
+      <w:r>
+        <w:br/>
+        <w:t xml:space="preserve">  &lt;version&gt;5.1.5&lt;/version&gt;</w:t>
+      </w:r>
+      <w:r>
+        <w:br/>
+        <w:t>&lt;/dependency&gt;</w:t>
+      </w:r>
+    </w:p>
+    <w:p/>
+    <w:p>
+      <w:r>
+        <w:lastRenderedPageBreak/>
+        <w:drawing>
+          <wp:inline distT="0" distB="0" distL="0" distR="0" wp14:anchorId="6D309E0D" wp14:editId="689456D6">
+            <wp:extent cx="5731510" cy="2988310"/>
+            <wp:effectExtent l="0" t="0" r="2540" b="2540"/>
+            <wp:docPr id="1185243697" name="Picture 1"/>
+            <wp:cNvGraphicFramePr>
+              <a:graphicFrameLocks xmlns:a="http://schemas.openxmlformats.org/drawingml/2006/main" noChangeAspect="1"/>
+            </wp:cNvGraphicFramePr>
+            <a:graphic xmlns:a="http://schemas.openxmlformats.org/drawingml/2006/main">
+              <a:graphicData uri="http://schemas.openxmlformats.org/drawingml/2006/picture">
+                <pic:pic xmlns:pic="http://schemas.openxmlformats.org/drawingml/2006/picture">
+                  <pic:nvPicPr>
+                    <pic:cNvPr id="1185243697" name=""/>
+                    <pic:cNvPicPr/>
+                  </pic:nvPicPr>
+                  <pic:blipFill>
+                    <a:blip r:embed="rId22"/>
+                    <a:stretch>
+                      <a:fillRect/>
+                    </a:stretch>
+                  </pic:blipFill>
+                  <pic:spPr>
+                    <a:xfrm>
+                      <a:off x="0" y="0"/>
+                      <a:ext cx="5731510" cy="2988310"/>
+                    </a:xfrm>
+                    <a:prstGeom prst="rect">
+                      <a:avLst/>
+                    </a:prstGeom>
+                  </pic:spPr>
+                </pic:pic>
+              </a:graphicData>
+            </a:graphic>
+          </wp:inline>
+        </w:drawing>
+      </w:r>
+    </w:p>
+    <w:p/>
+    <w:p>
+      <w:r>
+        <w:drawing>
+          <wp:inline distT="0" distB="0" distL="0" distR="0" wp14:anchorId="2D825E0F" wp14:editId="2F1669A1">
+            <wp:extent cx="5731510" cy="1600835"/>
+            <wp:effectExtent l="0" t="0" r="2540" b="0"/>
+            <wp:docPr id="1917575493" name="Picture 1"/>
+            <wp:cNvGraphicFramePr>
+              <a:graphicFrameLocks xmlns:a="http://schemas.openxmlformats.org/drawingml/2006/main" noChangeAspect="1"/>
+            </wp:cNvGraphicFramePr>
+            <a:graphic xmlns:a="http://schemas.openxmlformats.org/drawingml/2006/main">
+              <a:graphicData uri="http://schemas.openxmlformats.org/drawingml/2006/picture">
+                <pic:pic xmlns:pic="http://schemas.openxmlformats.org/drawingml/2006/picture">
+                  <pic:nvPicPr>
+                    <pic:cNvPr id="1917575493" name=""/>
+                    <pic:cNvPicPr/>
+                  </pic:nvPicPr>
+                  <pic:blipFill>
+                    <a:blip r:embed="rId23"/>
+                    <a:stretch>
+                      <a:fillRect/>
+                    </a:stretch>
+                  </pic:blipFill>
+                  <pic:spPr>
+                    <a:xfrm>
+                      <a:off x="0" y="0"/>
+                      <a:ext cx="5731510" cy="1600835"/>
+                    </a:xfrm>
+                    <a:prstGeom prst="rect">
+                      <a:avLst/>
+                    </a:prstGeom>
+                  </pic:spPr>
+                </pic:pic>
+              </a:graphicData>
+            </a:graphic>
+          </wp:inline>
+        </w:drawing>
+      </w:r>
+    </w:p>
+    <w:p>
+      <w:r>
+        <w:t>If you want to return Json</w:t>
+      </w:r>
+    </w:p>
+    <w:p>
+      <w:r>
+        <w:drawing>
+          <wp:inline distT="0" distB="0" distL="0" distR="0" wp14:anchorId="73DEF32F" wp14:editId="14C86D41">
+            <wp:extent cx="4133850" cy="2937113"/>
+            <wp:effectExtent l="0" t="0" r="0" b="0"/>
+            <wp:docPr id="1399687796" name="Picture 1"/>
+            <wp:cNvGraphicFramePr>
+              <a:graphicFrameLocks xmlns:a="http://schemas.openxmlformats.org/drawingml/2006/main" noChangeAspect="1"/>
+            </wp:cNvGraphicFramePr>
+            <a:graphic xmlns:a="http://schemas.openxmlformats.org/drawingml/2006/main">
+              <a:graphicData uri="http://schemas.openxmlformats.org/drawingml/2006/picture">
+                <pic:pic xmlns:pic="http://schemas.openxmlformats.org/drawingml/2006/picture">
+                  <pic:nvPicPr>
+                    <pic:cNvPr id="1399687796" name=""/>
+                    <pic:cNvPicPr/>
+                  </pic:nvPicPr>
+                  <pic:blipFill>
+                    <a:blip r:embed="rId24"/>
+                    <a:stretch>
+                      <a:fillRect/>
+                    </a:stretch>
+                  </pic:blipFill>
+                  <pic:spPr>
+                    <a:xfrm>
+                      <a:off x="0" y="0"/>
+                      <a:ext cx="4145270" cy="2945227"/>
+                    </a:xfrm>
+                    <a:prstGeom prst="rect">
+                      <a:avLst/>
+                    </a:prstGeom>
+                  </pic:spPr>
+                </pic:pic>
+              </a:graphicData>
+            </a:graphic>
+          </wp:inline>
+        </w:drawing>
+      </w:r>
+    </w:p>
+    <w:p>
+      <w:r>
+        <w:lastRenderedPageBreak/>
+        <w:drawing>
+          <wp:inline distT="0" distB="0" distL="0" distR="0" wp14:anchorId="17D6733A" wp14:editId="190F404E">
+            <wp:extent cx="5245370" cy="1676486"/>
+            <wp:effectExtent l="0" t="0" r="0" b="0"/>
+            <wp:docPr id="1341614387" name="Picture 1"/>
+            <wp:cNvGraphicFramePr>
+              <a:graphicFrameLocks xmlns:a="http://schemas.openxmlformats.org/drawingml/2006/main" noChangeAspect="1"/>
+            </wp:cNvGraphicFramePr>
+            <a:graphic xmlns:a="http://schemas.openxmlformats.org/drawingml/2006/main">
+              <a:graphicData uri="http://schemas.openxmlformats.org/drawingml/2006/picture">
+                <pic:pic xmlns:pic="http://schemas.openxmlformats.org/drawingml/2006/picture">
+                  <pic:nvPicPr>
+                    <pic:cNvPr id="1341614387" name=""/>
+                    <pic:cNvPicPr/>
+                  </pic:nvPicPr>
+                  <pic:blipFill>
+                    <a:blip r:embed="rId25"/>
+                    <a:stretch>
+                      <a:fillRect/>
+                    </a:stretch>
+                  </pic:blipFill>
+                  <pic:spPr>
+                    <a:xfrm>
+                      <a:off x="0" y="0"/>
+                      <a:ext cx="5245370" cy="1676486"/>
+                    </a:xfrm>
+                    <a:prstGeom prst="rect">
+                      <a:avLst/>
+                    </a:prstGeom>
+                  </pic:spPr>
+                </pic:pic>
+              </a:graphicData>
+            </a:graphic>
+          </wp:inline>
+        </w:drawing>
+      </w:r>
+    </w:p>
+    <w:p>
+      <w:pPr>
+        <w:rPr>
+          <w:b/>
+          <w:bCs/>
+        </w:rPr>
+      </w:pPr>
+      <w:r>
+        <w:t xml:space="preserve">9. </w:t>
+      </w:r>
+      <w:r>
+        <w:rPr>
+          <w:b/>
+          <w:bCs/>
+        </w:rPr>
+        <w:t>Vertx Web services http methods</w:t>
+      </w:r>
+    </w:p>
+    <w:p>
+      <w:pPr>
+        <w:rPr>
+          <w:b/>
+          <w:bCs/>
+        </w:rPr>
+      </w:pPr>
+      <w:r>
+        <w:rPr>
+          <w:b/>
+          <w:bCs/>
+        </w:rPr>
+        <w:t>Create customer</w:t>
+      </w:r>
+    </w:p>
+    <w:p>
+      <w:pPr>
+        <w:rPr>
+          <w:b/>
+          <w:bCs/>
+        </w:rPr>
+      </w:pPr>
+      <w:r>
+        <w:rPr>
+          <w:b/>
+          <w:bCs/>
+        </w:rPr>
+        <w:drawing>
+          <wp:inline distT="0" distB="0" distL="0" distR="0" wp14:anchorId="166900D7" wp14:editId="6755EE35">
+            <wp:extent cx="5731510" cy="3905250"/>
+            <wp:effectExtent l="0" t="0" r="2540" b="0"/>
+            <wp:docPr id="1608326859" name="Picture 1"/>
+            <wp:cNvGraphicFramePr>
+              <a:graphicFrameLocks xmlns:a="http://schemas.openxmlformats.org/drawingml/2006/main" noChangeAspect="1"/>
+            </wp:cNvGraphicFramePr>
+            <a:graphic xmlns:a="http://schemas.openxmlformats.org/drawingml/2006/main">
+              <a:graphicData uri="http://schemas.openxmlformats.org/drawingml/2006/picture">
+                <pic:pic xmlns:pic="http://schemas.openxmlformats.org/drawingml/2006/picture">
+                  <pic:nvPicPr>
+                    <pic:cNvPr id="1608326859" name=""/>
+                    <pic:cNvPicPr/>
+                  </pic:nvPicPr>
+                  <pic:blipFill>
+                    <a:blip r:embed="rId26"/>
+                    <a:stretch>
+                      <a:fillRect/>
+                    </a:stretch>
+                  </pic:blipFill>
+                  <pic:spPr>
+                    <a:xfrm>
+                      <a:off x="0" y="0"/>
+                      <a:ext cx="5731510" cy="3905250"/>
+                    </a:xfrm>
+                    <a:prstGeom prst="rect">
+                      <a:avLst/>
+                    </a:prstGeom>
+                  </pic:spPr>
+                </pic:pic>
+              </a:graphicData>
+            </a:graphic>
+          </wp:inline>
+        </w:drawing>
+      </w:r>
+    </w:p>
+    <w:p>
+      <w:pPr>
+        <w:rPr>
+          <w:b/>
+          <w:bCs/>
+        </w:rPr>
+      </w:pPr>
+    </w:p>
+    <w:p>
+      <w:pPr>
+        <w:rPr>
+          <w:b/>
+          <w:bCs/>
+        </w:rPr>
+      </w:pPr>
+    </w:p>
+    <w:p>
+      <w:r>
+        <w:lastRenderedPageBreak/>
+        <w:drawing>
+          <wp:inline distT="0" distB="0" distL="0" distR="0" wp14:anchorId="77CFB4A1" wp14:editId="4532682B">
+            <wp:extent cx="5731510" cy="3233420"/>
+            <wp:effectExtent l="0" t="0" r="2540" b="5080"/>
+            <wp:docPr id="824087776" name="Picture 1"/>
+            <wp:cNvGraphicFramePr>
+              <a:graphicFrameLocks xmlns:a="http://schemas.openxmlformats.org/drawingml/2006/main" noChangeAspect="1"/>
+            </wp:cNvGraphicFramePr>
+            <a:graphic xmlns:a="http://schemas.openxmlformats.org/drawingml/2006/main">
+              <a:graphicData uri="http://schemas.openxmlformats.org/drawingml/2006/picture">
+                <pic:pic xmlns:pic="http://schemas.openxmlformats.org/drawingml/2006/picture">
+                  <pic:nvPicPr>
+                    <pic:cNvPr id="824087776" name=""/>
+                    <pic:cNvPicPr/>
+                  </pic:nvPicPr>
+                  <pic:blipFill>
+                    <a:blip r:embed="rId27"/>
+                    <a:stretch>
+                      <a:fillRect/>
+                    </a:stretch>
+                  </pic:blipFill>
+                  <pic:spPr>
+                    <a:xfrm>
+                      <a:off x="0" y="0"/>
+                      <a:ext cx="5731510" cy="3233420"/>
+                    </a:xfrm>
+                    <a:prstGeom prst="rect">
+                      <a:avLst/>
+                    </a:prstGeom>
+                  </pic:spPr>
+                </pic:pic>
+              </a:graphicData>
+            </a:graphic>
+          </wp:inline>
+        </w:drawing>
+      </w:r>
+    </w:p>
+    <w:p>
+      <w:r>
+        <w:t>Post</w:t>
+      </w:r>
+    </w:p>
+    <w:p>
+      <w:r>
+        <w:drawing>
+          <wp:inline distT="0" distB="0" distL="0" distR="0" wp14:anchorId="3AA88F0E" wp14:editId="781BF2B4">
+            <wp:extent cx="5731510" cy="1409700"/>
+            <wp:effectExtent l="0" t="0" r="2540" b="0"/>
+            <wp:docPr id="1565473180" name="Picture 1"/>
+            <wp:cNvGraphicFramePr>
+              <a:graphicFrameLocks xmlns:a="http://schemas.openxmlformats.org/drawingml/2006/main" noChangeAspect="1"/>
+            </wp:cNvGraphicFramePr>
+            <a:graphic xmlns:a="http://schemas.openxmlformats.org/drawingml/2006/main">
+              <a:graphicData uri="http://schemas.openxmlformats.org/drawingml/2006/picture">
+                <pic:pic xmlns:pic="http://schemas.openxmlformats.org/drawingml/2006/picture">
+                  <pic:nvPicPr>
+                    <pic:cNvPr id="1565473180" name=""/>
+                    <pic:cNvPicPr/>
+                  </pic:nvPicPr>
+                  <pic:blipFill>
+                    <a:blip r:embed="rId28"/>
+                    <a:stretch>
+                      <a:fillRect/>
+                    </a:stretch>
+                  </pic:blipFill>
+                  <pic:spPr>
+                    <a:xfrm>
+                      <a:off x="0" y="0"/>
+                      <a:ext cx="5731510" cy="1409700"/>
+                    </a:xfrm>
+                    <a:prstGeom prst="rect">
+                      <a:avLst/>
+                    </a:prstGeom>
+                  </pic:spPr>
+                </pic:pic>
+              </a:graphicData>
+            </a:graphic>
+          </wp:inline>
+        </w:drawing>
+      </w:r>
+    </w:p>
+    <w:p>
+      <w:r>
+        <w:t>Patch</w:t>
+      </w:r>
+    </w:p>
+    <w:p>
+      <w:r>
+        <w:drawing>
+          <wp:inline distT="0" distB="0" distL="0" distR="0" wp14:anchorId="06F8A2C0" wp14:editId="44EADC6B">
+            <wp:extent cx="5731510" cy="1487805"/>
+            <wp:effectExtent l="0" t="0" r="2540" b="0"/>
+            <wp:docPr id="1233598691" name="Picture 1"/>
+            <wp:cNvGraphicFramePr>
+              <a:graphicFrameLocks xmlns:a="http://schemas.openxmlformats.org/drawingml/2006/main" noChangeAspect="1"/>
+            </wp:cNvGraphicFramePr>
+            <a:graphic xmlns:a="http://schemas.openxmlformats.org/drawingml/2006/main">
+              <a:graphicData uri="http://schemas.openxmlformats.org/drawingml/2006/picture">
+                <pic:pic xmlns:pic="http://schemas.openxmlformats.org/drawingml/2006/picture">
+                  <pic:nvPicPr>
+                    <pic:cNvPr id="1233598691" name=""/>
+                    <pic:cNvPicPr/>
+                  </pic:nvPicPr>
+                  <pic:blipFill>
+                    <a:blip r:embed="rId29"/>
+                    <a:stretch>
+                      <a:fillRect/>
+                    </a:stretch>
+                  </pic:blipFill>
+                  <pic:spPr>
+                    <a:xfrm>
+                      <a:off x="0" y="0"/>
+                      <a:ext cx="5731510" cy="1487805"/>
+                    </a:xfrm>
+                    <a:prstGeom prst="rect">
+                      <a:avLst/>
+                    </a:prstGeom>
+                  </pic:spPr>
+                </pic:pic>
+              </a:graphicData>
+            </a:graphic>
+          </wp:inline>
+        </w:drawing>
+      </w:r>
+    </w:p>
+    <w:p>
+      <w:r>
+        <w:t>Delete</w:t>
+      </w:r>
+    </w:p>
+    <w:p>
+      <w:r>
+        <w:drawing>
+          <wp:inline distT="0" distB="0" distL="0" distR="0" wp14:anchorId="398670E0" wp14:editId="087335E4">
+            <wp:extent cx="5731510" cy="1425575"/>
+            <wp:effectExtent l="0" t="0" r="2540" b="3175"/>
+            <wp:docPr id="1507868699" name="Picture 1"/>
+            <wp:cNvGraphicFramePr>
+              <a:graphicFrameLocks xmlns:a="http://schemas.openxmlformats.org/drawingml/2006/main" noChangeAspect="1"/>
+            </wp:cNvGraphicFramePr>
+            <a:graphic xmlns:a="http://schemas.openxmlformats.org/drawingml/2006/main">
+              <a:graphicData uri="http://schemas.openxmlformats.org/drawingml/2006/picture">
+                <pic:pic xmlns:pic="http://schemas.openxmlformats.org/drawingml/2006/picture">
+                  <pic:nvPicPr>
+                    <pic:cNvPr id="1507868699" name=""/>
+                    <pic:cNvPicPr/>
+                  </pic:nvPicPr>
+                  <pic:blipFill>
+                    <a:blip r:embed="rId30"/>
+                    <a:stretch>
+                      <a:fillRect/>
+                    </a:stretch>
+                  </pic:blipFill>
+                  <pic:spPr>
+                    <a:xfrm>
+                      <a:off x="0" y="0"/>
+                      <a:ext cx="5731510" cy="1425575"/>
+                    </a:xfrm>
+                    <a:prstGeom prst="rect">
+                      <a:avLst/>
+                    </a:prstGeom>
+                  </pic:spPr>
+                </pic:pic>
+              </a:graphicData>
+            </a:graphic>
+          </wp:inline>
+        </w:drawing>
+      </w:r>
+    </w:p>
+    <w:p>
+      <w:r>
+        <w:lastRenderedPageBreak/>
+        <w:t>You can execute all this in postman</w:t>
+      </w:r>
+    </w:p>
+    <w:p>
+      <w:pPr>
+        <w:rPr>
+          <w:b/>
+          <w:bCs/>
+        </w:rPr>
+      </w:pPr>
+      <w:r>
+        <w:t xml:space="preserve">10. </w:t>
+      </w:r>
+      <w:r>
+        <w:rPr>
+          <w:b/>
+          <w:bCs/>
+        </w:rPr>
+        <w:t>Vertx Path and Query Params</w:t>
+      </w:r>
+    </w:p>
+    <w:p>
+      <w:r>
+        <w:drawing>
+          <wp:inline distT="0" distB="0" distL="0" distR="0" wp14:anchorId="2FF220FB" wp14:editId="61E4062C">
+            <wp:extent cx="5731510" cy="3702685"/>
+            <wp:effectExtent l="0" t="0" r="2540" b="0"/>
+            <wp:docPr id="1052071442" name="Picture 1"/>
+            <wp:cNvGraphicFramePr>
+              <a:graphicFrameLocks xmlns:a="http://schemas.openxmlformats.org/drawingml/2006/main" noChangeAspect="1"/>
+            </wp:cNvGraphicFramePr>
+            <a:graphic xmlns:a="http://schemas.openxmlformats.org/drawingml/2006/main">
+              <a:graphicData uri="http://schemas.openxmlformats.org/drawingml/2006/picture">
+                <pic:pic xmlns:pic="http://schemas.openxmlformats.org/drawingml/2006/picture">
+                  <pic:nvPicPr>
+                    <pic:cNvPr id="1052071442" name=""/>
+                    <pic:cNvPicPr/>
+                  </pic:nvPicPr>
+                  <pic:blipFill>
+                    <a:blip r:embed="rId31"/>
+                    <a:stretch>
+                      <a:fillRect/>
+                    </a:stretch>
+                  </pic:blipFill>
+                  <pic:spPr>
+                    <a:xfrm>
+                      <a:off x="0" y="0"/>
+                      <a:ext cx="5731510" cy="3702685"/>
+                    </a:xfrm>
+                    <a:prstGeom prst="rect">
+                      <a:avLst/>
+                    </a:prstGeom>
+                  </pic:spPr>
+                </pic:pic>
+              </a:graphicData>
+            </a:graphic>
+          </wp:inline>
+        </w:drawing>
+      </w:r>
+    </w:p>
+    <w:p>
+      <w:r>
+        <w:drawing>
+          <wp:inline distT="0" distB="0" distL="0" distR="0" wp14:anchorId="63B195A7" wp14:editId="2EC713CA">
+            <wp:extent cx="3778444" cy="4083260"/>
+            <wp:effectExtent l="0" t="0" r="0" b="0"/>
+            <wp:docPr id="1163104018" name="Picture 1"/>
+            <wp:cNvGraphicFramePr>
+              <a:graphicFrameLocks xmlns:a="http://schemas.openxmlformats.org/drawingml/2006/main" noChangeAspect="1"/>
+            </wp:cNvGraphicFramePr>
+            <a:graphic xmlns:a="http://schemas.openxmlformats.org/drawingml/2006/main">
+              <a:graphicData uri="http://schemas.openxmlformats.org/drawingml/2006/picture">
+                <pic:pic xmlns:pic="http://schemas.openxmlformats.org/drawingml/2006/picture">
+                  <pic:nvPicPr>
+                    <pic:cNvPr id="1163104018" name=""/>
+                    <pic:cNvPicPr/>
+                  </pic:nvPicPr>
+                  <pic:blipFill>
+                    <a:blip r:embed="rId32"/>
+                    <a:stretch>
+                      <a:fillRect/>
+                    </a:stretch>
+                  </pic:blipFill>
+                  <pic:spPr>
+                    <a:xfrm>
+                      <a:off x="0" y="0"/>
+                      <a:ext cx="3778444" cy="4083260"/>
+                    </a:xfrm>
+                    <a:prstGeom prst="rect">
+                      <a:avLst/>
+                    </a:prstGeom>
+                  </pic:spPr>
+                </pic:pic>
+              </a:graphicData>
+            </a:graphic>
+          </wp:inline>
+        </w:drawing>
+      </w:r>
+    </w:p>
+    <w:p>
+      <w:r>
+        <w:t>Query Params</w:t>
+      </w:r>
+    </w:p>
+    <w:p>
+      <w:r>
+        <w:lastRenderedPageBreak/>
+        <w:drawing>
+          <wp:inline distT="0" distB="0" distL="0" distR="0" wp14:anchorId="03DF5639" wp14:editId="29FB8C38">
+            <wp:extent cx="4578585" cy="2438525"/>
+            <wp:effectExtent l="0" t="0" r="0" b="0"/>
+            <wp:docPr id="27805505" name="Picture 1"/>
+            <wp:cNvGraphicFramePr>
+              <a:graphicFrameLocks xmlns:a="http://schemas.openxmlformats.org/drawingml/2006/main" noChangeAspect="1"/>
+            </wp:cNvGraphicFramePr>
+            <a:graphic xmlns:a="http://schemas.openxmlformats.org/drawingml/2006/main">
+              <a:graphicData uri="http://schemas.openxmlformats.org/drawingml/2006/picture">
+                <pic:pic xmlns:pic="http://schemas.openxmlformats.org/drawingml/2006/picture">
+                  <pic:nvPicPr>
+                    <pic:cNvPr id="27805505" name=""/>
+                    <pic:cNvPicPr/>
+                  </pic:nvPicPr>
+                  <pic:blipFill>
+                    <a:blip r:embed="rId33"/>
+                    <a:stretch>
+                      <a:fillRect/>
+                    </a:stretch>
+                  </pic:blipFill>
+                  <pic:spPr>
+                    <a:xfrm>
+                      <a:off x="0" y="0"/>
+                      <a:ext cx="4578585" cy="2438525"/>
+                    </a:xfrm>
+                    <a:prstGeom prst="rect">
+                      <a:avLst/>
+                    </a:prstGeom>
+                  </pic:spPr>
+                </pic:pic>
+              </a:graphicData>
+            </a:graphic>
+          </wp:inline>
+        </w:drawing>
+      </w:r>
+    </w:p>
+    <w:p>
+      <w:r>
+        <w:drawing>
+          <wp:inline distT="0" distB="0" distL="0" distR="0" wp14:anchorId="1C2AEB3A" wp14:editId="358EDD79">
+            <wp:extent cx="5512083" cy="4515082"/>
+            <wp:effectExtent l="0" t="0" r="0" b="0"/>
+            <wp:docPr id="455021310" name="Picture 1"/>
+            <wp:cNvGraphicFramePr>
+              <a:graphicFrameLocks xmlns:a="http://schemas.openxmlformats.org/drawingml/2006/main" noChangeAspect="1"/>
+            </wp:cNvGraphicFramePr>
+            <a:graphic xmlns:a="http://schemas.openxmlformats.org/drawingml/2006/main">
+              <a:graphicData uri="http://schemas.openxmlformats.org/drawingml/2006/picture">
+                <pic:pic xmlns:pic="http://schemas.openxmlformats.org/drawingml/2006/picture">
+                  <pic:nvPicPr>
+                    <pic:cNvPr id="455021310" name=""/>
+                    <pic:cNvPicPr/>
+                  </pic:nvPicPr>
+                  <pic:blipFill>
+                    <a:blip r:embed="rId34"/>
+                    <a:stretch>
+                      <a:fillRect/>
+                    </a:stretch>
+                  </pic:blipFill>
+                  <pic:spPr>
+                    <a:xfrm>
+                      <a:off x="0" y="0"/>
+                      <a:ext cx="5512083" cy="4515082"/>
+                    </a:xfrm>
+                    <a:prstGeom prst="rect">
+                      <a:avLst/>
+                    </a:prstGeom>
+                  </pic:spPr>
+                </pic:pic>
+              </a:graphicData>
+            </a:graphic>
+          </wp:inline>
+        </w:drawing>
+      </w:r>
+    </w:p>
+    <w:p>
+      <w:pPr>
+        <w:rPr>
+          <w:b/>
+          <w:bCs/>
+        </w:rPr>
+      </w:pPr>
+    </w:p>
     <w:p/>
     <w:p/>
     <w:p/>
-    <w:p>
-      <w:r>
+    <w:p/>
+    <w:p/>
+    <w:p>
+      <w:r>
+        <w:lastRenderedPageBreak/>
         <w:t xml:space="preserve">More ref : </w:t>
       </w:r>
-      <w:hyperlink r:id="rId21" w:history="1">
+      <w:hyperlink r:id="rId35" w:history="1">
         <w:r>
           <w:rPr>
             <w:rStyle w:val="Hyperlink"/>
